--- a/output/students/Setup Guide - GitHub Pages.docx
+++ b/output/students/Setup Guide - GitHub Pages.docx
@@ -795,7 +795,7 @@
                 <w:sz w:val="18"/>
                 <w:szCs w:val="18"/>
               </w:rPr>
-              <w:t xml:space="preserve">- Use plain HTML, CSS and JavaScript only. No frameworks, no build step,</w:t>
+              <w:t xml:space="preserve">- Use plain HTML, CSS and JavaScript only. No frameworks, no build step, no server-side code. Libraries loaded with a script tag are fine.</w:t>
             </w:r>
           </w:p>
           <w:p>
@@ -808,7 +808,7 @@
                 <w:sz w:val="18"/>
                 <w:szCs w:val="18"/>
               </w:rPr>
-              <w:t xml:space="preserve">  no server-side code. Libraries loaded with a script tag are fine.</w:t>
+              <w:t xml:space="preserve">- GitHub Pages publishes the site from the repository root. Use relative paths (data/file.csv, not /data/file.csv) and match the exact upper and lower case of file names. No file or folder name starts with _.</w:t>
             </w:r>
           </w:p>
           <w:p>
@@ -821,7 +821,7 @@
                 <w:sz w:val="18"/>
                 <w:szCs w:val="18"/>
               </w:rPr>
-              <w:t xml:space="preserve">- GitHub Pages publishes the site from the repository root. Use relative</w:t>
+              <w:t xml:space="preserve">- The data is in data/college_town_home_sales.csv. Read docs/data_description_sheet.md before writing any analysis code, and follow its warnings. Read zipcode, county_fips and parcel_number as text.</w:t>
             </w:r>
           </w:p>
           <w:p>
@@ -834,7 +834,7 @@
                 <w:sz w:val="18"/>
                 <w:szCs w:val="18"/>
               </w:rPr>
-              <w:t xml:space="preserve">  paths (data/file.csv, not /data/file.csv) and match the exact upper</w:t>
+              <w:t xml:space="preserve">- Never invent or estimate numbers. Compute every number on the site from the data.</w:t>
             </w:r>
           </w:p>
           <w:p>
@@ -847,98 +847,7 @@
                 <w:sz w:val="18"/>
                 <w:szCs w:val="18"/>
               </w:rPr>
-              <w:t xml:space="preserve">  and lower case of file names. No file or folder name starts with _.</w:t>
-            </w:r>
-          </w:p>
-          <w:p>
-            <w:pPr>
-              <w:spacing w:after="0" w:line="240"/>
-            </w:pPr>
-            <w:r>
-              <w:rPr>
-                <w:rFonts w:ascii="Consolas" w:cs="Consolas" w:eastAsia="Consolas" w:hAnsi="Consolas"/>
-                <w:sz w:val="18"/>
-                <w:szCs w:val="18"/>
-              </w:rPr>
-              <w:t xml:space="preserve">- The data is in data/college_town_home_sales.csv. Read</w:t>
-            </w:r>
-          </w:p>
-          <w:p>
-            <w:pPr>
-              <w:spacing w:after="0" w:line="240"/>
-            </w:pPr>
-            <w:r>
-              <w:rPr>
-                <w:rFonts w:ascii="Consolas" w:cs="Consolas" w:eastAsia="Consolas" w:hAnsi="Consolas"/>
-                <w:sz w:val="18"/>
-                <w:szCs w:val="18"/>
-              </w:rPr>
-              <w:t xml:space="preserve">  docs/data_description_sheet.md before writing any analysis code, and</w:t>
-            </w:r>
-          </w:p>
-          <w:p>
-            <w:pPr>
-              <w:spacing w:after="0" w:line="240"/>
-            </w:pPr>
-            <w:r>
-              <w:rPr>
-                <w:rFonts w:ascii="Consolas" w:cs="Consolas" w:eastAsia="Consolas" w:hAnsi="Consolas"/>
-                <w:sz w:val="18"/>
-                <w:szCs w:val="18"/>
-              </w:rPr>
-              <w:t xml:space="preserve">  follow its warnings. Read zipcode, county_fips and parcel_number as text.</w:t>
-            </w:r>
-          </w:p>
-          <w:p>
-            <w:pPr>
-              <w:spacing w:after="0" w:line="240"/>
-            </w:pPr>
-            <w:r>
-              <w:rPr>
-                <w:rFonts w:ascii="Consolas" w:cs="Consolas" w:eastAsia="Consolas" w:hAnsi="Consolas"/>
-                <w:sz w:val="18"/>
-                <w:szCs w:val="18"/>
-              </w:rPr>
-              <w:t xml:space="preserve">- Never invent or estimate numbers. Compute every number on the site</w:t>
-            </w:r>
-          </w:p>
-          <w:p>
-            <w:pPr>
-              <w:spacing w:after="0" w:line="240"/>
-            </w:pPr>
-            <w:r>
-              <w:rPr>
-                <w:rFonts w:ascii="Consolas" w:cs="Consolas" w:eastAsia="Consolas" w:hAnsi="Consolas"/>
-                <w:sz w:val="18"/>
-                <w:szCs w:val="18"/>
-              </w:rPr>
-              <w:t xml:space="preserve">  from the data.</w:t>
-            </w:r>
-          </w:p>
-          <w:p>
-            <w:pPr>
-              <w:spacing w:after="0" w:line="240"/>
-            </w:pPr>
-            <w:r>
-              <w:rPr>
-                <w:rFonts w:ascii="Consolas" w:cs="Consolas" w:eastAsia="Consolas" w:hAnsi="Consolas"/>
-                <w:sz w:val="18"/>
-                <w:szCs w:val="18"/>
-              </w:rPr>
-              <w:t xml:space="preserve">- Work in small steps. Before a large change, describe your plan and</w:t>
-            </w:r>
-          </w:p>
-          <w:p>
-            <w:pPr>
-              <w:spacing w:after="0" w:line="240"/>
-            </w:pPr>
-            <w:r>
-              <w:rPr>
-                <w:rFonts w:ascii="Consolas" w:cs="Consolas" w:eastAsia="Consolas" w:hAnsi="Consolas"/>
-                <w:sz w:val="18"/>
-                <w:szCs w:val="18"/>
-              </w:rPr>
-              <w:t xml:space="preserve">  wait for my approval.</w:t>
+              <w:t xml:space="preserve">- Work in small steps. Before a large change, describe your plan and wait for my approval.</w:t>
             </w:r>
           </w:p>
           <w:p>
@@ -1096,7 +1005,7 @@
         <w:spacing w:after="60"/>
       </w:pPr>
       <w:r>
-        <w:t xml:space="preserve">Upload the files on your repository's page on github.com. Uploads through the website are limited to 25 MiB per file, and the dataset's CSV file is 8.6 MB.</w:t>
+        <w:t xml:space="preserve">Upload the files on your repository's page on github.com. Uploads through the website are limited to 25 MiB per file, and the dataset's CSV file is about 9 MB.</w:t>
       </w:r>
     </w:p>
     <w:p>
@@ -1478,7 +1387,7 @@
         <w:t xml:space="preserve">Speed:</w:t>
       </w:r>
       <w:r>
-        <w:t xml:space="preserve"> the full CSV file is 8.6 MB. If your site needs only a few columns or summary figures, prepare a smaller file, such as a JSON summary, and commit the script that created it.</w:t>
+        <w:t xml:space="preserve"> the full CSV file is about 9 MB. If your site needs only a few columns or summary figures, prepare a smaller file, such as a JSON summary, and commit the script that created it.</w:t>
       </w:r>
     </w:p>
     <w:p>

--- a/output/students/Setup Guide - GitHub Pages.docx
+++ b/output/students/Setup Guide - GitHub Pages.docx
@@ -919,7 +919,7 @@
           <w:b/>
           <w:bCs/>
         </w:rPr>
-        <w:t xml:space="preserve">35,529 rows</w:t>
+        <w:t xml:space="preserve">35,442 rows</w:t>
       </w:r>
       <w:r>
         <w:t xml:space="preserve">. If it reports a different number, ask the agent why before you go any further.</w:t>
@@ -1314,7 +1314,7 @@
         <w:t xml:space="preserve">Maps:</w:t>
       </w:r>
       <w:r>
-        <w:t xml:space="preserve"> a mapping library such as Leaflet can place sales on a map from their latitude and longitude. Drawing all 35,529 points at once can be slow, so show one town at a time or group nearby points.</w:t>
+        <w:t xml:space="preserve"> a mapping library such as Leaflet can place sales on a map from their latitude and longitude. Drawing all 35,442 points at once can be slow, so show one town at a time or group nearby points.</w:t>
       </w:r>
     </w:p>
     <w:p>

--- a/output/students/Setup Guide - GitHub Pages.docx
+++ b/output/students/Setup Guide - GitHub Pages.docx
@@ -51,7 +51,7 @@
     </w:p>
     <w:p>
       <w:r>
-        <w:t xml:space="preserve">This guide takes you from an empty GitHub account to a live website. It uses GitHub to store your code and GitHub Pages to publish your site, and both are free for public repositories.</w:t>
+        <w:t xml:space="preserve">This guide takes you from a GitHub account to a live website. You will create your repository from the case's starter template, which already holds the data and the files you will fill in. GitHub stores your code and GitHub Pages publishes your site, and both are free for public repositories.</w:t>
       </w:r>
     </w:p>
     <w:p>
@@ -141,23 +141,10 @@
           <w:b/>
           <w:bCs/>
         </w:rPr>
-        <w:t xml:space="preserve">The case files:</w:t>
-      </w:r>
-      <w:r>
-        <w:t xml:space="preserve"> the dataset and the data description sheet.</w:t>
-      </w:r>
-    </w:p>
-    <w:p>
-      <w:pPr>
-        <w:pStyle w:val="Heading1"/>
-      </w:pPr>
-      <w:r>
-        <w:t xml:space="preserve">How the pieces fit together</w:t>
-      </w:r>
-    </w:p>
-    <w:p>
-      <w:r>
-        <w:t xml:space="preserve">Your project is a folder of plain files: an </w:t>
+        <w:t xml:space="preserve">The starter template:</w:t>
+      </w:r>
+      <w:r>
+        <w:t xml:space="preserve"> </w:t>
       </w:r>
       <w:r>
         <w:rPr>
@@ -165,62 +152,23 @@
           <w:sz w:val="20"/>
           <w:szCs w:val="20"/>
         </w:rPr>
-        <w:t xml:space="preserve">index.html</w:t>
-      </w:r>
-      <w:r>
-        <w:t xml:space="preserve"> page, perhaps CSS and JavaScript files, and a data folder.</w:t>
-      </w:r>
-    </w:p>
-    <w:p>
-      <w:pPr>
-        <w:pStyle w:val="ListParagraph"/>
-        <w:numPr>
-          <w:ilvl w:val="0"/>
-          <w:numId w:val="3"/>
-        </w:numPr>
-        <w:spacing w:after="80"/>
-      </w:pPr>
-      <w:r>
-        <w:t xml:space="preserve">Your agent edits the files on your computer.</w:t>
-      </w:r>
-    </w:p>
-    <w:p>
-      <w:pPr>
-        <w:pStyle w:val="ListParagraph"/>
-        <w:numPr>
-          <w:ilvl w:val="0"/>
-          <w:numId w:val="3"/>
-        </w:numPr>
-        <w:spacing w:after="80"/>
-      </w:pPr>
-      <w:r>
-        <w:t xml:space="preserve">You preview the site with a local web server and check it.</w:t>
-      </w:r>
-    </w:p>
-    <w:p>
-      <w:pPr>
-        <w:pStyle w:val="ListParagraph"/>
-        <w:numPr>
-          <w:ilvl w:val="0"/>
-          <w:numId w:val="3"/>
-        </w:numPr>
-        <w:spacing w:after="80"/>
-      </w:pPr>
-      <w:r>
-        <w:t xml:space="preserve">When the site looks right, you push the files to GitHub.</w:t>
-      </w:r>
-    </w:p>
-    <w:p>
-      <w:pPr>
-        <w:pStyle w:val="ListParagraph"/>
-        <w:numPr>
-          <w:ilvl w:val="0"/>
-          <w:numId w:val="3"/>
-        </w:numPr>
-        <w:spacing w:after="80"/>
-      </w:pPr>
-      <w:r>
-        <w:t xml:space="preserve">GitHub Pages publishes them at </w:t>
+        <w:t xml:space="preserve">https://github.com/uidfc-business-emerging-technologies/campus-comparables-template</w:t>
+      </w:r>
+      <w:r>
+        <w:t xml:space="preserve">. It holds the dataset and the data description sheet, so you don't need to download them.</w:t>
+      </w:r>
+    </w:p>
+    <w:p>
+      <w:pPr>
+        <w:pStyle w:val="Heading1"/>
+      </w:pPr>
+      <w:r>
+        <w:t xml:space="preserve">How the pieces fit together</w:t>
+      </w:r>
+    </w:p>
+    <w:p>
+      <w:r>
+        <w:t xml:space="preserve">Your project is a folder of plain files: an </w:t>
       </w:r>
       <w:r>
         <w:rPr>
@@ -228,44 +176,62 @@
           <w:sz w:val="20"/>
           <w:szCs w:val="20"/>
         </w:rPr>
-        <w:t xml:space="preserve">https://your-username.github.io/your-repo-name/</w:t>
-      </w:r>
-      <w:r>
-        <w:t xml:space="preserve">, usually within a few minutes.</w:t>
-      </w:r>
-    </w:p>
-    <w:p>
-      <w:pPr>
-        <w:pStyle w:val="Heading1"/>
-      </w:pPr>
-      <w:r>
-        <w:t xml:space="preserve">Step 1. Create your repository</w:t>
-      </w:r>
-    </w:p>
-    <w:p>
-      <w:pPr>
-        <w:pStyle w:val="ListParagraph"/>
-        <w:numPr>
-          <w:ilvl w:val="0"/>
-          <w:numId w:val="4"/>
-        </w:numPr>
-        <w:spacing w:after="80"/>
-      </w:pPr>
-      <w:r>
-        <w:t xml:space="preserve">Sign in to GitHub and create a new repository.</w:t>
-      </w:r>
-    </w:p>
-    <w:p>
-      <w:pPr>
-        <w:pStyle w:val="ListParagraph"/>
-        <w:numPr>
-          <w:ilvl w:val="0"/>
-          <w:numId w:val="4"/>
-        </w:numPr>
-        <w:spacing w:after="80"/>
-      </w:pPr>
-      <w:r>
-        <w:t xml:space="preserve">Give it a short name in lowercase, with hyphens between words, such as </w:t>
+        <w:t xml:space="preserve">index.html</w:t>
+      </w:r>
+      <w:r>
+        <w:t xml:space="preserve"> page, perhaps CSS and JavaScript files, and a data folder.</w:t>
+      </w:r>
+    </w:p>
+    <w:p>
+      <w:pPr>
+        <w:pStyle w:val="ListParagraph"/>
+        <w:numPr>
+          <w:ilvl w:val="0"/>
+          <w:numId w:val="3"/>
+        </w:numPr>
+        <w:spacing w:after="80"/>
+      </w:pPr>
+      <w:r>
+        <w:t xml:space="preserve">Your agent edits the files on your computer.</w:t>
+      </w:r>
+    </w:p>
+    <w:p>
+      <w:pPr>
+        <w:pStyle w:val="ListParagraph"/>
+        <w:numPr>
+          <w:ilvl w:val="0"/>
+          <w:numId w:val="3"/>
+        </w:numPr>
+        <w:spacing w:after="80"/>
+      </w:pPr>
+      <w:r>
+        <w:t xml:space="preserve">You preview the site with a local web server and check it.</w:t>
+      </w:r>
+    </w:p>
+    <w:p>
+      <w:pPr>
+        <w:pStyle w:val="ListParagraph"/>
+        <w:numPr>
+          <w:ilvl w:val="0"/>
+          <w:numId w:val="3"/>
+        </w:numPr>
+        <w:spacing w:after="80"/>
+      </w:pPr>
+      <w:r>
+        <w:t xml:space="preserve">When the site looks right, you push the files to GitHub.</w:t>
+      </w:r>
+    </w:p>
+    <w:p>
+      <w:pPr>
+        <w:pStyle w:val="ListParagraph"/>
+        <w:numPr>
+          <w:ilvl w:val="0"/>
+          <w:numId w:val="3"/>
+        </w:numPr>
+        <w:spacing w:after="80"/>
+      </w:pPr>
+      <w:r>
+        <w:t xml:space="preserve">A workflow in your repository then publishes them with GitHub Pages at </w:t>
       </w:r>
       <w:r>
         <w:rPr>
@@ -273,10 +239,18 @@
           <w:sz w:val="20"/>
           <w:szCs w:val="20"/>
         </w:rPr>
-        <w:t xml:space="preserve">college-town-site</w:t>
-      </w:r>
-      <w:r>
-        <w:t xml:space="preserve">. The name becomes part of your site's address.</w:t>
+        <w:t xml:space="preserve">https://your-username.github.io/your-repo-name/</w:t>
+      </w:r>
+      <w:r>
+        <w:t xml:space="preserve">, usually within a few minutes. The workflow publishes your files as they are. It doesn't build anything.</w:t>
+      </w:r>
+    </w:p>
+    <w:p>
+      <w:pPr>
+        <w:pStyle w:val="Heading1"/>
+      </w:pPr>
+      <w:r>
+        <w:t xml:space="preserve">Step 1. Create your repository from the starter template</w:t>
       </w:r>
     </w:p>
     <w:p>
@@ -289,173 +263,7 @@
         <w:spacing w:after="80"/>
       </w:pPr>
       <w:r>
-        <w:t xml:space="preserve">Make it </w:t>
-      </w:r>
-      <w:r>
-        <w:rPr>
-          <w:b/>
-          <w:bCs/>
-        </w:rPr>
-        <w:t xml:space="preserve">Public</w:t>
-      </w:r>
-      <w:r>
-        <w:t xml:space="preserve">. GitHub Pages is free only for public repositories.</w:t>
-      </w:r>
-    </w:p>
-    <w:p>
-      <w:pPr>
-        <w:pStyle w:val="ListParagraph"/>
-        <w:numPr>
-          <w:ilvl w:val="0"/>
-          <w:numId w:val="4"/>
-        </w:numPr>
-        <w:spacing w:after="80"/>
-      </w:pPr>
-      <w:r>
-        <w:t xml:space="preserve">Choose to add a README file, so the repository doesn't start empty.</w:t>
-      </w:r>
-    </w:p>
-    <w:p>
-      <w:pPr>
-        <w:pStyle w:val="ListParagraph"/>
-        <w:numPr>
-          <w:ilvl w:val="0"/>
-          <w:numId w:val="4"/>
-        </w:numPr>
-        <w:spacing w:after="80"/>
-      </w:pPr>
-      <w:r>
-        <w:t xml:space="preserve">Create the repository.</w:t>
-      </w:r>
-    </w:p>
-    <w:p>
-      <w:pPr>
-        <w:pStyle w:val="Heading1"/>
-      </w:pPr>
-      <w:r>
-        <w:t xml:space="preserve">Step 2. Turn on GitHub Pages</w:t>
-      </w:r>
-    </w:p>
-    <w:p>
-      <w:pPr>
-        <w:pStyle w:val="ListParagraph"/>
-        <w:numPr>
-          <w:ilvl w:val="0"/>
-          <w:numId w:val="5"/>
-        </w:numPr>
-        <w:spacing w:after="80"/>
-      </w:pPr>
-      <w:r>
-        <w:t xml:space="preserve">In your repository, open </w:t>
-      </w:r>
-      <w:r>
-        <w:rPr>
-          <w:b/>
-          <w:bCs/>
-        </w:rPr>
-        <w:t xml:space="preserve">Settings</w:t>
-      </w:r>
-      <w:r>
-        <w:t xml:space="preserve">, then </w:t>
-      </w:r>
-      <w:r>
-        <w:rPr>
-          <w:b/>
-          <w:bCs/>
-        </w:rPr>
-        <w:t xml:space="preserve">Pages</w:t>
-      </w:r>
-      <w:r>
-        <w:t xml:space="preserve">. Pages is in the sidebar, under "Code and automation."</w:t>
-      </w:r>
-    </w:p>
-    <w:p>
-      <w:pPr>
-        <w:pStyle w:val="ListParagraph"/>
-        <w:numPr>
-          <w:ilvl w:val="0"/>
-          <w:numId w:val="5"/>
-        </w:numPr>
-        <w:spacing w:after="80"/>
-      </w:pPr>
-      <w:r>
-        <w:t xml:space="preserve">Under "Build and deployment," set </w:t>
-      </w:r>
-      <w:r>
-        <w:rPr>
-          <w:b/>
-          <w:bCs/>
-        </w:rPr>
-        <w:t xml:space="preserve">Source</w:t>
-      </w:r>
-      <w:r>
-        <w:t xml:space="preserve"> to </w:t>
-      </w:r>
-      <w:r>
-        <w:rPr>
-          <w:b/>
-          <w:bCs/>
-        </w:rPr>
-        <w:t xml:space="preserve">Deploy from a branch</w:t>
-      </w:r>
-      <w:r>
-        <w:t xml:space="preserve">.</w:t>
-      </w:r>
-    </w:p>
-    <w:p>
-      <w:pPr>
-        <w:pStyle w:val="ListParagraph"/>
-        <w:numPr>
-          <w:ilvl w:val="0"/>
-          <w:numId w:val="5"/>
-        </w:numPr>
-        <w:spacing w:after="80"/>
-      </w:pPr>
-      <w:r>
-        <w:t xml:space="preserve">Choose the </w:t>
-      </w:r>
-      <w:r>
-        <w:rPr>
-          <w:b/>
-          <w:bCs/>
-        </w:rPr>
-        <w:t xml:space="preserve">main</w:t>
-      </w:r>
-      <w:r>
-        <w:t xml:space="preserve"> branch and the </w:t>
-      </w:r>
-      <w:r>
-        <w:rPr>
-          <w:b/>
-          <w:bCs/>
-        </w:rPr>
-        <w:t xml:space="preserve">/ (root)</w:t>
-      </w:r>
-      <w:r>
-        <w:t xml:space="preserve"> folder, then click </w:t>
-      </w:r>
-      <w:r>
-        <w:rPr>
-          <w:b/>
-          <w:bCs/>
-        </w:rPr>
-        <w:t xml:space="preserve">Save</w:t>
-      </w:r>
-      <w:r>
-        <w:t xml:space="preserve">.</w:t>
-      </w:r>
-    </w:p>
-    <w:p>
-      <w:pPr>
-        <w:pStyle w:val="ListParagraph"/>
-        <w:numPr>
-          <w:ilvl w:val="0"/>
-          <w:numId w:val="5"/>
-        </w:numPr>
-        <w:spacing w:after="80"/>
-      </w:pPr>
-      <w:r>
-        <w:t xml:space="preserve">Your site's address follows the pattern </w:t>
+        <w:t xml:space="preserve">Sign in to GitHub and open the starter template at </w:t>
       </w:r>
       <w:r>
         <w:rPr>
@@ -463,72 +271,99 @@
           <w:sz w:val="20"/>
           <w:szCs w:val="20"/>
         </w:rPr>
-        <w:t xml:space="preserve">https://your-username.github.io/your-repo-name/</w:t>
-      </w:r>
-      <w:r>
-        <w:t xml:space="preserve">. Each publish takes a few minutes. You can watch its progress in the repository's </w:t>
-      </w:r>
-      <w:r>
-        <w:rPr>
-          <w:b/>
-          <w:bCs/>
-        </w:rPr>
-        <w:t xml:space="preserve">Actions</w:t>
-      </w:r>
-      <w:r>
-        <w:t xml:space="preserve"> tab.</w:t>
-      </w:r>
-    </w:p>
-    <w:p>
-      <w:pPr>
-        <w:pStyle w:val="Heading1"/>
-      </w:pPr>
-      <w:r>
-        <w:t xml:space="preserve">Step 3. Get the repository onto your computer</w:t>
-      </w:r>
-    </w:p>
-    <w:p>
-      <w:r>
-        <w:t xml:space="preserve">Use one of these:</w:t>
-      </w:r>
-    </w:p>
-    <w:p>
-      <w:pPr>
-        <w:pStyle w:val="ListParagraph"/>
-        <w:numPr>
-          <w:ilvl w:val="0"/>
-          <w:numId w:val="6"/>
-        </w:numPr>
-        <w:spacing w:after="80"/>
-      </w:pPr>
-      <w:r>
-        <w:t xml:space="preserve">Ask your agent to clone the repository into a folder on your computer.</w:t>
-      </w:r>
-    </w:p>
-    <w:p>
-      <w:pPr>
-        <w:pStyle w:val="ListParagraph"/>
-        <w:numPr>
-          <w:ilvl w:val="0"/>
-          <w:numId w:val="6"/>
-        </w:numPr>
-        <w:spacing w:after="80"/>
-      </w:pPr>
-      <w:r>
-        <w:t xml:space="preserve">Use GitHub Desktop.</w:t>
-      </w:r>
-    </w:p>
-    <w:p>
-      <w:pPr>
-        <w:pStyle w:val="ListParagraph"/>
-        <w:numPr>
-          <w:ilvl w:val="0"/>
-          <w:numId w:val="6"/>
-        </w:numPr>
-        <w:spacing w:after="80"/>
-      </w:pPr>
-      <w:r>
-        <w:t xml:space="preserve">Run </w:t>
+        <w:t xml:space="preserve">https://github.com/uidfc-business-emerging-technologies/campus-comparables-template</w:t>
+      </w:r>
+      <w:r>
+        <w:t xml:space="preserve">.</w:t>
+      </w:r>
+    </w:p>
+    <w:p>
+      <w:pPr>
+        <w:pStyle w:val="ListParagraph"/>
+        <w:numPr>
+          <w:ilvl w:val="0"/>
+          <w:numId w:val="4"/>
+        </w:numPr>
+        <w:spacing w:after="80"/>
+      </w:pPr>
+      <w:r>
+        <w:t xml:space="preserve">Click </w:t>
+      </w:r>
+      <w:r>
+        <w:rPr>
+          <w:b/>
+          <w:bCs/>
+        </w:rPr>
+        <w:t xml:space="preserve">Use this template</w:t>
+      </w:r>
+      <w:r>
+        <w:t xml:space="preserve">, then </w:t>
+      </w:r>
+      <w:r>
+        <w:rPr>
+          <w:b/>
+          <w:bCs/>
+        </w:rPr>
+        <w:t xml:space="preserve">Create a new repository</w:t>
+      </w:r>
+      <w:r>
+        <w:t xml:space="preserve">. Don't use </w:t>
+      </w:r>
+      <w:r>
+        <w:rPr>
+          <w:b/>
+          <w:bCs/>
+        </w:rPr>
+        <w:t xml:space="preserve">Fork</w:t>
+      </w:r>
+      <w:r>
+        <w:t xml:space="preserve">: a repository made from the template starts with a clean history, which becomes the record of how your site developed.</w:t>
+      </w:r>
+    </w:p>
+    <w:p>
+      <w:pPr>
+        <w:pStyle w:val="ListParagraph"/>
+        <w:numPr>
+          <w:ilvl w:val="0"/>
+          <w:numId w:val="4"/>
+        </w:numPr>
+        <w:spacing w:after="80"/>
+      </w:pPr>
+      <w:r>
+        <w:t xml:space="preserve">Choose your own account as the owner. For a team, one member creates the repository and adds the others under </w:t>
+      </w:r>
+      <w:r>
+        <w:rPr>
+          <w:b/>
+          <w:bCs/>
+        </w:rPr>
+        <w:t xml:space="preserve">Settings</w:t>
+      </w:r>
+      <w:r>
+        <w:t xml:space="preserve">, then </w:t>
+      </w:r>
+      <w:r>
+        <w:rPr>
+          <w:b/>
+          <w:bCs/>
+        </w:rPr>
+        <w:t xml:space="preserve">Collaborators</w:t>
+      </w:r>
+      <w:r>
+        <w:t xml:space="preserve">.</w:t>
+      </w:r>
+    </w:p>
+    <w:p>
+      <w:pPr>
+        <w:pStyle w:val="ListParagraph"/>
+        <w:numPr>
+          <w:ilvl w:val="0"/>
+          <w:numId w:val="4"/>
+        </w:numPr>
+        <w:spacing w:after="80"/>
+      </w:pPr>
+      <w:r>
+        <w:t xml:space="preserve">Give it a short name in lowercase, with hyphens between words, such as </w:t>
       </w:r>
       <w:r>
         <w:rPr>
@@ -536,138 +371,145 @@
           <w:sz w:val="20"/>
           <w:szCs w:val="20"/>
         </w:rPr>
-        <w:t xml:space="preserve">git clone</w:t>
-      </w:r>
-      <w:r>
-        <w:t xml:space="preserve"> yourself.</w:t>
-      </w:r>
-    </w:p>
-    <w:p>
-      <w:r>
-        <w:t xml:space="preserve">Then open that folder in your agent. If your agent runs in the cloud rather than on your computer, connect it to the repository as its documentation describes.</w:t>
-      </w:r>
-    </w:p>
-    <w:p>
-      <w:pPr>
-        <w:pStyle w:val="Heading1"/>
-      </w:pPr>
-      <w:r>
-        <w:t xml:space="preserve">Step 4. Add the data and the description sheet</w:t>
-      </w:r>
-    </w:p>
-    <w:p>
-      <w:pPr>
-        <w:pStyle w:val="ListParagraph"/>
-        <w:numPr>
-          <w:ilvl w:val="0"/>
-          <w:numId w:val="7"/>
-        </w:numPr>
-        <w:spacing w:after="80"/>
-      </w:pPr>
-      <w:r>
-        <w:t xml:space="preserve">Create a folder named </w:t>
-      </w:r>
+        <w:t xml:space="preserve">college-town-site</w:t>
+      </w:r>
+      <w:r>
+        <w:t xml:space="preserve">. The name becomes part of your site's address.</w:t>
+      </w:r>
+    </w:p>
+    <w:p>
+      <w:pPr>
+        <w:pStyle w:val="ListParagraph"/>
+        <w:numPr>
+          <w:ilvl w:val="0"/>
+          <w:numId w:val="4"/>
+        </w:numPr>
+        <w:spacing w:after="80"/>
+      </w:pPr>
+      <w:r>
+        <w:t xml:space="preserve">Make it </w:t>
+      </w:r>
+      <w:r>
+        <w:rPr>
+          <w:b/>
+          <w:bCs/>
+        </w:rPr>
+        <w:t xml:space="preserve">Public</w:t>
+      </w:r>
+      <w:r>
+        <w:t xml:space="preserve">. GitHub Pages is free only for public repositories.</w:t>
+      </w:r>
+    </w:p>
+    <w:p>
+      <w:pPr>
+        <w:pStyle w:val="ListParagraph"/>
+        <w:numPr>
+          <w:ilvl w:val="0"/>
+          <w:numId w:val="4"/>
+        </w:numPr>
+        <w:spacing w:after="80"/>
+      </w:pPr>
+      <w:r>
+        <w:t xml:space="preserve">Click </w:t>
+      </w:r>
+      <w:r>
+        <w:rPr>
+          <w:b/>
+          <w:bCs/>
+        </w:rPr>
+        <w:t xml:space="preserve">Create repository</w:t>
+      </w:r>
+      <w:r>
+        <w:t xml:space="preserve">.</w:t>
+      </w:r>
+    </w:p>
+    <w:p>
+      <w:r>
+        <w:t xml:space="preserve">Your new repository already holds:</w:t>
+      </w:r>
+    </w:p>
+    <w:p>
+      <w:pPr>
+        <w:pStyle w:val="ListParagraph"/>
+        <w:numPr>
+          <w:ilvl w:val="0"/>
+          <w:numId w:val="5"/>
+        </w:numPr>
+        <w:spacing w:after="80"/>
+      </w:pPr>
       <w:r>
         <w:rPr>
           <w:rFonts w:ascii="Consolas" w:cs="Consolas" w:eastAsia="Consolas" w:hAnsi="Consolas"/>
           <w:sz w:val="20"/>
           <w:szCs w:val="20"/>
         </w:rPr>
-        <w:t xml:space="preserve">data</w:t>
-      </w:r>
-      <w:r>
-        <w:t xml:space="preserve">, and copy </w:t>
-      </w:r>
+        <w:t xml:space="preserve">data/</w:t>
+      </w:r>
+      <w:r>
+        <w:t xml:space="preserve">: the dataset in five formats: CSV, Excel, SQLite, DuckDB and Parquet</w:t>
+      </w:r>
+    </w:p>
+    <w:p>
+      <w:pPr>
+        <w:pStyle w:val="ListParagraph"/>
+        <w:numPr>
+          <w:ilvl w:val="0"/>
+          <w:numId w:val="5"/>
+        </w:numPr>
+        <w:spacing w:after="80"/>
+      </w:pPr>
       <w:r>
         <w:rPr>
           <w:rFonts w:ascii="Consolas" w:cs="Consolas" w:eastAsia="Consolas" w:hAnsi="Consolas"/>
           <w:sz w:val="20"/>
           <w:szCs w:val="20"/>
         </w:rPr>
-        <w:t xml:space="preserve">college_town_home_sales.csv</w:t>
-      </w:r>
-      <w:r>
-        <w:t xml:space="preserve"> into it.</w:t>
-      </w:r>
-    </w:p>
-    <w:p>
-      <w:pPr>
-        <w:pStyle w:val="ListParagraph"/>
-        <w:numPr>
-          <w:ilvl w:val="0"/>
-          <w:numId w:val="7"/>
-        </w:numPr>
-        <w:spacing w:after="80"/>
-      </w:pPr>
-      <w:r>
-        <w:t xml:space="preserve">Create a folder named </w:t>
-      </w:r>
+        <w:t xml:space="preserve">docs/data_description_sheet.md</w:t>
+      </w:r>
+      <w:r>
+        <w:t xml:space="preserve">: the data description sheet</w:t>
+      </w:r>
+    </w:p>
+    <w:p>
+      <w:pPr>
+        <w:pStyle w:val="ListParagraph"/>
+        <w:numPr>
+          <w:ilvl w:val="0"/>
+          <w:numId w:val="5"/>
+        </w:numPr>
+        <w:spacing w:after="80"/>
+      </w:pPr>
       <w:r>
         <w:rPr>
           <w:rFonts w:ascii="Consolas" w:cs="Consolas" w:eastAsia="Consolas" w:hAnsi="Consolas"/>
           <w:sz w:val="20"/>
           <w:szCs w:val="20"/>
         </w:rPr>
-        <w:t xml:space="preserve">docs</w:t>
-      </w:r>
-      <w:r>
-        <w:t xml:space="preserve">, and copy the data description sheet (</w:t>
-      </w:r>
+        <w:t xml:space="preserve">AGENTS.md</w:t>
+      </w:r>
+      <w:r>
+        <w:t xml:space="preserve">: project instructions for your agent (see Step 4)</w:t>
+      </w:r>
+    </w:p>
+    <w:p>
+      <w:pPr>
+        <w:pStyle w:val="ListParagraph"/>
+        <w:numPr>
+          <w:ilvl w:val="0"/>
+          <w:numId w:val="5"/>
+        </w:numPr>
+        <w:spacing w:after="80"/>
+      </w:pPr>
       <w:r>
         <w:rPr>
           <w:rFonts w:ascii="Consolas" w:cs="Consolas" w:eastAsia="Consolas" w:hAnsi="Consolas"/>
           <w:sz w:val="20"/>
           <w:szCs w:val="20"/>
         </w:rPr>
-        <w:t xml:space="preserve">data_description_sheet.md</w:t>
-      </w:r>
-      <w:r>
-        <w:t xml:space="preserve">) into it.</w:t>
-      </w:r>
-    </w:p>
-    <w:p>
-      <w:r>
-        <w:t xml:space="preserve">Two rules for every file and folder name:</w:t>
-      </w:r>
-    </w:p>
-    <w:p>
-      <w:pPr>
-        <w:pStyle w:val="ListParagraph"/>
-        <w:numPr>
-          <w:ilvl w:val="0"/>
-          <w:numId w:val="8"/>
-        </w:numPr>
-        <w:spacing w:after="80"/>
-      </w:pPr>
-      <w:r>
-        <w:rPr>
-          <w:b/>
-          <w:bCs/>
-        </w:rPr>
-        <w:t xml:space="preserve">Don't start a name with an underscore.</w:t>
-      </w:r>
-      <w:r>
-        <w:t xml:space="preserve"> GitHub Pages skips files and folders whose names start with one.</w:t>
-      </w:r>
-    </w:p>
-    <w:p>
-      <w:pPr>
-        <w:pStyle w:val="ListParagraph"/>
-        <w:numPr>
-          <w:ilvl w:val="0"/>
-          <w:numId w:val="8"/>
-        </w:numPr>
-        <w:spacing w:after="80"/>
-      </w:pPr>
-      <w:r>
-        <w:rPr>
-          <w:b/>
-          <w:bCs/>
-        </w:rPr>
-        <w:t xml:space="preserve">Match upper and lower case exactly.</w:t>
-      </w:r>
-      <w:r>
-        <w:t xml:space="preserve"> GitHub Pages treats </w:t>
+        <w:t xml:space="preserve">README.md</w:t>
+      </w:r>
+      <w:r>
+        <w:t xml:space="preserve"> and </w:t>
       </w:r>
       <w:r>
         <w:rPr>
@@ -675,21 +517,84 @@
           <w:sz w:val="20"/>
           <w:szCs w:val="20"/>
         </w:rPr>
-        <w:t xml:space="preserve">Data.csv</w:t>
-      </w:r>
-      <w:r>
-        <w:t xml:space="preserve"> and </w:t>
-      </w:r>
+        <w:t xml:space="preserve">AGENT_LOG.md</w:t>
+      </w:r>
+      <w:r>
+        <w:t xml:space="preserve">: outlines of two files you will submit</w:t>
+      </w:r>
+    </w:p>
+    <w:p>
+      <w:pPr>
+        <w:pStyle w:val="ListParagraph"/>
+        <w:numPr>
+          <w:ilvl w:val="0"/>
+          <w:numId w:val="5"/>
+        </w:numPr>
+        <w:spacing w:after="80"/>
+      </w:pPr>
       <w:r>
         <w:rPr>
           <w:rFonts w:ascii="Consolas" w:cs="Consolas" w:eastAsia="Consolas" w:hAnsi="Consolas"/>
           <w:sz w:val="20"/>
           <w:szCs w:val="20"/>
         </w:rPr>
-        <w:t xml:space="preserve">data.csv</w:t>
-      </w:r>
-      <w:r>
-        <w:t xml:space="preserve"> as different files, even though your computer may not.</w:t>
+        <w:t xml:space="preserve">scripts/</w:t>
+      </w:r>
+      <w:r>
+        <w:t xml:space="preserve"> and </w:t>
+      </w:r>
+      <w:r>
+        <w:rPr>
+          <w:rFonts w:ascii="Consolas" w:cs="Consolas" w:eastAsia="Consolas" w:hAnsi="Consolas"/>
+          <w:sz w:val="20"/>
+          <w:szCs w:val="20"/>
+        </w:rPr>
+        <w:t xml:space="preserve">checks/</w:t>
+      </w:r>
+      <w:r>
+        <w:t xml:space="preserve">: folders for scripts that prepare data files, and for your separate checks of the site's numbers</w:t>
+      </w:r>
+    </w:p>
+    <w:p>
+      <w:pPr>
+        <w:pStyle w:val="ListParagraph"/>
+        <w:numPr>
+          <w:ilvl w:val="0"/>
+          <w:numId w:val="5"/>
+        </w:numPr>
+        <w:spacing w:after="80"/>
+      </w:pPr>
+      <w:r>
+        <w:rPr>
+          <w:rFonts w:ascii="Consolas" w:cs="Consolas" w:eastAsia="Consolas" w:hAnsi="Consolas"/>
+          <w:sz w:val="20"/>
+          <w:szCs w:val="20"/>
+        </w:rPr>
+        <w:t xml:space="preserve">index.html</w:t>
+      </w:r>
+      <w:r>
+        <w:t xml:space="preserve">: a placeholder page</w:t>
+      </w:r>
+    </w:p>
+    <w:p>
+      <w:pPr>
+        <w:pStyle w:val="ListParagraph"/>
+        <w:numPr>
+          <w:ilvl w:val="0"/>
+          <w:numId w:val="5"/>
+        </w:numPr>
+        <w:spacing w:after="80"/>
+      </w:pPr>
+      <w:r>
+        <w:rPr>
+          <w:rFonts w:ascii="Consolas" w:cs="Consolas" w:eastAsia="Consolas" w:hAnsi="Consolas"/>
+          <w:sz w:val="20"/>
+          <w:szCs w:val="20"/>
+        </w:rPr>
+        <w:t xml:space="preserve">.github/workflows/pages.yml</w:t>
+      </w:r>
+      <w:r>
+        <w:t xml:space="preserve">: the workflow that publishes your site</w:t>
       </w:r>
     </w:p>
     <w:p>
@@ -697,17 +602,286 @@
         <w:pStyle w:val="Heading1"/>
       </w:pPr>
       <w:r>
-        <w:t xml:space="preserve">Step 5. Give your agent its project instructions</w:t>
-      </w:r>
-    </w:p>
-    <w:p>
-      <w:r>
-        <w:t xml:space="preserve">Many agents read a project instructions file at the start of every session. Check your agent's documentation for what that file must be called. If your agent has no such feature, paste the text at the start of each session instead.</w:t>
-      </w:r>
-    </w:p>
-    <w:p>
-      <w:r>
-        <w:t xml:space="preserve">Start from this text, and add to it as you learn what your agent needs:</w:t>
+        <w:t xml:space="preserve">Step 2. Turn on GitHub Pages and publish</w:t>
+      </w:r>
+    </w:p>
+    <w:p>
+      <w:pPr>
+        <w:pStyle w:val="ListParagraph"/>
+        <w:numPr>
+          <w:ilvl w:val="0"/>
+          <w:numId w:val="6"/>
+        </w:numPr>
+        <w:spacing w:after="80"/>
+      </w:pPr>
+      <w:r>
+        <w:t xml:space="preserve">In your repository, open </w:t>
+      </w:r>
+      <w:r>
+        <w:rPr>
+          <w:b/>
+          <w:bCs/>
+        </w:rPr>
+        <w:t xml:space="preserve">Settings</w:t>
+      </w:r>
+      <w:r>
+        <w:t xml:space="preserve">, then </w:t>
+      </w:r>
+      <w:r>
+        <w:rPr>
+          <w:b/>
+          <w:bCs/>
+        </w:rPr>
+        <w:t xml:space="preserve">Pages</w:t>
+      </w:r>
+      <w:r>
+        <w:t xml:space="preserve">.</w:t>
+      </w:r>
+    </w:p>
+    <w:p>
+      <w:pPr>
+        <w:pStyle w:val="ListParagraph"/>
+        <w:numPr>
+          <w:ilvl w:val="0"/>
+          <w:numId w:val="6"/>
+        </w:numPr>
+        <w:spacing w:after="80"/>
+      </w:pPr>
+      <w:r>
+        <w:t xml:space="preserve">Under "Build and deployment," set </w:t>
+      </w:r>
+      <w:r>
+        <w:rPr>
+          <w:b/>
+          <w:bCs/>
+        </w:rPr>
+        <w:t xml:space="preserve">Source</w:t>
+      </w:r>
+      <w:r>
+        <w:t xml:space="preserve"> to </w:t>
+      </w:r>
+      <w:r>
+        <w:rPr>
+          <w:b/>
+          <w:bCs/>
+        </w:rPr>
+        <w:t xml:space="preserve">GitHub Actions</w:t>
+      </w:r>
+      <w:r>
+        <w:t xml:space="preserve">. GitHub may suggest workflows to add. Skip them: your repository already has one.</w:t>
+      </w:r>
+    </w:p>
+    <w:p>
+      <w:pPr>
+        <w:pStyle w:val="ListParagraph"/>
+        <w:numPr>
+          <w:ilvl w:val="0"/>
+          <w:numId w:val="6"/>
+        </w:numPr>
+        <w:spacing w:after="80"/>
+      </w:pPr>
+      <w:r>
+        <w:t xml:space="preserve">Open the </w:t>
+      </w:r>
+      <w:r>
+        <w:rPr>
+          <w:b/>
+          <w:bCs/>
+        </w:rPr>
+        <w:t xml:space="preserve">Actions</w:t>
+      </w:r>
+      <w:r>
+        <w:t xml:space="preserve"> tab, choose </w:t>
+      </w:r>
+      <w:r>
+        <w:rPr>
+          <w:b/>
+          <w:bCs/>
+        </w:rPr>
+        <w:t xml:space="preserve">Publish site to GitHub Pages</w:t>
+      </w:r>
+      <w:r>
+        <w:t xml:space="preserve"> in the sidebar, click </w:t>
+      </w:r>
+      <w:r>
+        <w:rPr>
+          <w:b/>
+          <w:bCs/>
+        </w:rPr>
+        <w:t xml:space="preserve">Run workflow</w:t>
+      </w:r>
+      <w:r>
+        <w:t xml:space="preserve">, then click </w:t>
+      </w:r>
+      <w:r>
+        <w:rPr>
+          <w:b/>
+          <w:bCs/>
+        </w:rPr>
+        <w:t xml:space="preserve">Run workflow</w:t>
+      </w:r>
+      <w:r>
+        <w:t xml:space="preserve"> again to confirm.</w:t>
+      </w:r>
+    </w:p>
+    <w:p>
+      <w:pPr>
+        <w:pStyle w:val="ListParagraph"/>
+        <w:numPr>
+          <w:ilvl w:val="0"/>
+          <w:numId w:val="6"/>
+        </w:numPr>
+        <w:spacing w:after="80"/>
+      </w:pPr>
+      <w:r>
+        <w:t xml:space="preserve">When the run shows a green check, open your site. Its address follows the pattern </w:t>
+      </w:r>
+      <w:r>
+        <w:rPr>
+          <w:rFonts w:ascii="Consolas" w:cs="Consolas" w:eastAsia="Consolas" w:hAnsi="Consolas"/>
+          <w:sz w:val="20"/>
+          <w:szCs w:val="20"/>
+        </w:rPr>
+        <w:t xml:space="preserve">https://your-username.github.io/your-repo-name/</w:t>
+      </w:r>
+      <w:r>
+        <w:t xml:space="preserve">. For now it shows a placeholder page.</w:t>
+      </w:r>
+    </w:p>
+    <w:p>
+      <w:r>
+        <w:t xml:space="preserve">If the Actions tab already showed a failed run from when you created the repository, that is expected: Pages wasn't turned on yet.</w:t>
+      </w:r>
+    </w:p>
+    <w:p>
+      <w:r>
+        <w:t xml:space="preserve">From now on, every push to the main branch publishes your site within a few minutes. You can watch each publish in the </w:t>
+      </w:r>
+      <w:r>
+        <w:rPr>
+          <w:b/>
+          <w:bCs/>
+        </w:rPr>
+        <w:t xml:space="preserve">Actions</w:t>
+      </w:r>
+      <w:r>
+        <w:t xml:space="preserve"> tab.</w:t>
+      </w:r>
+    </w:p>
+    <w:p>
+      <w:pPr>
+        <w:pStyle w:val="Heading1"/>
+      </w:pPr>
+      <w:r>
+        <w:t xml:space="preserve">Step 3. Get the repository onto your computer</w:t>
+      </w:r>
+    </w:p>
+    <w:p>
+      <w:r>
+        <w:t xml:space="preserve">Use one of these:</w:t>
+      </w:r>
+    </w:p>
+    <w:p>
+      <w:pPr>
+        <w:pStyle w:val="ListParagraph"/>
+        <w:numPr>
+          <w:ilvl w:val="0"/>
+          <w:numId w:val="7"/>
+        </w:numPr>
+        <w:spacing w:after="80"/>
+      </w:pPr>
+      <w:r>
+        <w:t xml:space="preserve">Ask your agent to clone the repository into a folder on your computer.</w:t>
+      </w:r>
+    </w:p>
+    <w:p>
+      <w:pPr>
+        <w:pStyle w:val="ListParagraph"/>
+        <w:numPr>
+          <w:ilvl w:val="0"/>
+          <w:numId w:val="7"/>
+        </w:numPr>
+        <w:spacing w:after="80"/>
+      </w:pPr>
+      <w:r>
+        <w:t xml:space="preserve">Use GitHub Desktop.</w:t>
+      </w:r>
+    </w:p>
+    <w:p>
+      <w:pPr>
+        <w:pStyle w:val="ListParagraph"/>
+        <w:numPr>
+          <w:ilvl w:val="0"/>
+          <w:numId w:val="7"/>
+        </w:numPr>
+        <w:spacing w:after="80"/>
+      </w:pPr>
+      <w:r>
+        <w:t xml:space="preserve">Run </w:t>
+      </w:r>
+      <w:r>
+        <w:rPr>
+          <w:rFonts w:ascii="Consolas" w:cs="Consolas" w:eastAsia="Consolas" w:hAnsi="Consolas"/>
+          <w:sz w:val="20"/>
+          <w:szCs w:val="20"/>
+        </w:rPr>
+        <w:t xml:space="preserve">git clone</w:t>
+      </w:r>
+      <w:r>
+        <w:t xml:space="preserve"> yourself.</w:t>
+      </w:r>
+    </w:p>
+    <w:p>
+      <w:r>
+        <w:t xml:space="preserve">Then open that folder in your agent. If your agent runs in the cloud rather than on your computer, connect it to the repository as its documentation describes.</w:t>
+      </w:r>
+    </w:p>
+    <w:p>
+      <w:pPr>
+        <w:pStyle w:val="Heading1"/>
+      </w:pPr>
+      <w:r>
+        <w:t xml:space="preserve">Step 4. Check your agent's project instructions</w:t>
+      </w:r>
+    </w:p>
+    <w:p>
+      <w:r>
+        <w:t xml:space="preserve">Many agents read a project instructions file at the start of every session. Your repository's instructions are in </w:t>
+      </w:r>
+      <w:r>
+        <w:rPr>
+          <w:rFonts w:ascii="Consolas" w:cs="Consolas" w:eastAsia="Consolas" w:hAnsi="Consolas"/>
+          <w:sz w:val="20"/>
+          <w:szCs w:val="20"/>
+        </w:rPr>
+        <w:t xml:space="preserve">AGENTS.md</w:t>
+      </w:r>
+      <w:r>
+        <w:t xml:space="preserve">, a name many agents read. Check your agent's documentation: if it expects a different file name, copy </w:t>
+      </w:r>
+      <w:r>
+        <w:rPr>
+          <w:rFonts w:ascii="Consolas" w:cs="Consolas" w:eastAsia="Consolas" w:hAnsi="Consolas"/>
+          <w:sz w:val="20"/>
+          <w:szCs w:val="20"/>
+        </w:rPr>
+        <w:t xml:space="preserve">AGENTS.md</w:t>
+      </w:r>
+      <w:r>
+        <w:t xml:space="preserve"> to that name. If your agent has no such feature, paste the text at the start of each session instead.</w:t>
+      </w:r>
+    </w:p>
+    <w:p>
+      <w:r>
+        <w:rPr>
+          <w:rFonts w:ascii="Consolas" w:cs="Consolas" w:eastAsia="Consolas" w:hAnsi="Consolas"/>
+          <w:sz w:val="20"/>
+          <w:szCs w:val="20"/>
+        </w:rPr>
+        <w:t xml:space="preserve">AGENTS.md</w:t>
+      </w:r>
+      <w:r>
+        <w:t xml:space="preserve"> holds this text. Add to it as you learn what your agent needs:</w:t>
       </w:r>
     </w:p>
     <w:tbl>
@@ -808,7 +982,7 @@
                 <w:sz w:val="18"/>
                 <w:szCs w:val="18"/>
               </w:rPr>
-              <w:t xml:space="preserve">- GitHub Pages publishes the site from the repository root. Use relative paths (data/file.csv, not /data/file.csv) and match the exact upper and lower case of file names. No file or folder name starts with _.</w:t>
+              <w:t xml:space="preserve">- GitHub Pages publishes the site from the repository root. Use relative paths (data/file.csv, not /data/file.csv) and match the exact upper and lower case of file names.</w:t>
             </w:r>
           </w:p>
           <w:p>
@@ -834,6 +1008,19 @@
                 <w:sz w:val="18"/>
                 <w:szCs w:val="18"/>
               </w:rPr>
+              <w:t xml:space="preserve">- The same data is also in data/ as Excel, SQLite, DuckDB and Parquet files. Never edit any of the five dataset files (data/college_town_home_sales.*). Save any file made from them under a new name, and put the script that makes it in scripts/.</w:t>
+            </w:r>
+          </w:p>
+          <w:p>
+            <w:pPr>
+              <w:spacing w:after="0" w:line="240"/>
+            </w:pPr>
+            <w:r>
+              <w:rPr>
+                <w:rFonts w:ascii="Consolas" w:cs="Consolas" w:eastAsia="Consolas" w:hAnsi="Consolas"/>
+                <w:sz w:val="18"/>
+                <w:szCs w:val="18"/>
+              </w:rPr>
               <w:t xml:space="preserve">- Never invent or estimate numbers. Compute every number on the site from the data.</w:t>
             </w:r>
           </w:p>
@@ -876,6 +1063,19 @@
               <w:t xml:space="preserve">- Never put passwords, API keys or other secrets in any file.</w:t>
             </w:r>
           </w:p>
+          <w:p>
+            <w:pPr>
+              <w:spacing w:after="0" w:line="240"/>
+            </w:pPr>
+            <w:r>
+              <w:rPr>
+                <w:rFonts w:ascii="Consolas" w:cs="Consolas" w:eastAsia="Consolas" w:hAnsi="Consolas"/>
+                <w:sz w:val="18"/>
+                <w:szCs w:val="18"/>
+              </w:rPr>
+              <w:t xml:space="preserve">- .github/workflows/pages.yml publishes the repository's files to GitHub Pages, as they are, each time main is pushed. Don't add a build step to it.</w:t>
+            </w:r>
+          </w:p>
         </w:tc>
       </w:tr>
     </w:tbl>
@@ -885,11 +1085,45 @@
       </w:pPr>
     </w:p>
     <w:p>
+      <w:r>
+        <w:rPr>
+          <w:b/>
+          <w:bCs/>
+        </w:rPr>
+        <w:t xml:space="preserve">Match upper and lower case exactly</w:t>
+      </w:r>
+      <w:r>
+        <w:t xml:space="preserve"> in every file and folder name. GitHub Pages treats </w:t>
+      </w:r>
+      <w:r>
+        <w:rPr>
+          <w:rFonts w:ascii="Consolas" w:cs="Consolas" w:eastAsia="Consolas" w:hAnsi="Consolas"/>
+          <w:sz w:val="20"/>
+          <w:szCs w:val="20"/>
+        </w:rPr>
+        <w:t xml:space="preserve">Data.csv</w:t>
+      </w:r>
+      <w:r>
+        <w:t xml:space="preserve"> and </w:t>
+      </w:r>
+      <w:r>
+        <w:rPr>
+          <w:rFonts w:ascii="Consolas" w:cs="Consolas" w:eastAsia="Consolas" w:hAnsi="Consolas"/>
+          <w:sz w:val="20"/>
+          <w:szCs w:val="20"/>
+        </w:rPr>
+        <w:t xml:space="preserve">data.csv</w:t>
+      </w:r>
+      <w:r>
+        <w:t xml:space="preserve"> as different files, even though your computer may not.</w:t>
+      </w:r>
+    </w:p>
+    <w:p>
       <w:pPr>
         <w:pStyle w:val="Heading1"/>
       </w:pPr>
       <w:r>
-        <w:t xml:space="preserve">Step 6. Build a first page and preview it</w:t>
+        <w:t xml:space="preserve">Step 5. Build a first page and preview it</w:t>
       </w:r>
     </w:p>
     <w:p>
@@ -907,7 +1141,7 @@
         <w:ind w:left="360" w:right="360"/>
       </w:pPr>
       <w:r>
-        <w:t xml:space="preserve">Create index.html with a page title. Load data/college_town_home_sales.csv and display the number of rows in it. Then start a local web server and tell me the address to open.</w:t>
+        <w:t xml:space="preserve">Replace the placeholder index.html with a page that has a title. Load data/college_town_home_sales.csv and display the number of rows in it. Then start a local web server and tell me the address to open.</w:t>
       </w:r>
     </w:p>
     <w:p>
@@ -953,20 +1187,33 @@
         <w:pStyle w:val="Heading1"/>
       </w:pPr>
       <w:r>
-        <w:t xml:space="preserve">Step 7. Publish</w:t>
-      </w:r>
-    </w:p>
-    <w:p>
-      <w:pPr>
-        <w:pStyle w:val="ListParagraph"/>
-        <w:numPr>
-          <w:ilvl w:val="0"/>
+        <w:t xml:space="preserve">Step 6. Publish</w:t>
+      </w:r>
+    </w:p>
+    <w:p>
+      <w:pPr>
+        <w:pStyle w:val="ListParagraph"/>
+        <w:numPr>
+          <w:ilvl w:val="0"/>
+          <w:numId w:val="8"/>
+        </w:numPr>
+        <w:spacing w:after="80"/>
+      </w:pPr>
+      <w:r>
+        <w:t xml:space="preserve">Commit your changes and push them to GitHub. You can do this in any of three ways:</w:t>
+      </w:r>
+    </w:p>
+    <w:p>
+      <w:pPr>
+        <w:pStyle w:val="ListParagraph"/>
+        <w:numPr>
+          <w:ilvl w:val="1"/>
           <w:numId w:val="9"/>
         </w:numPr>
-        <w:spacing w:after="80"/>
-      </w:pPr>
-      <w:r>
-        <w:t xml:space="preserve">Commit your changes and push them to GitHub. You can do this in any of three ways:</w:t>
+        <w:spacing w:after="60"/>
+      </w:pPr>
+      <w:r>
+        <w:t xml:space="preserve">Ask your agent: "Commit these changes with a short message and push them to GitHub."</w:t>
       </w:r>
     </w:p>
     <w:p>
@@ -974,111 +1221,108 @@
         <w:pStyle w:val="ListParagraph"/>
         <w:numPr>
           <w:ilvl w:val="1"/>
+          <w:numId w:val="9"/>
+        </w:numPr>
+        <w:spacing w:after="60"/>
+      </w:pPr>
+      <w:r>
+        <w:t xml:space="preserve">Use GitHub Desktop.</w:t>
+      </w:r>
+    </w:p>
+    <w:p>
+      <w:pPr>
+        <w:pStyle w:val="ListParagraph"/>
+        <w:numPr>
+          <w:ilvl w:val="1"/>
+          <w:numId w:val="9"/>
+        </w:numPr>
+        <w:spacing w:after="60"/>
+      </w:pPr>
+      <w:r>
+        <w:t xml:space="preserve">Upload the changed files on your repository's page on github.com.</w:t>
+      </w:r>
+    </w:p>
+    <w:p>
+      <w:pPr>
+        <w:pStyle w:val="ListParagraph"/>
+        <w:numPr>
+          <w:ilvl w:val="0"/>
+          <w:numId w:val="8"/>
+        </w:numPr>
+        <w:spacing w:after="80"/>
+      </w:pPr>
+      <w:r>
+        <w:t xml:space="preserve">The push starts the publishing workflow. When its run in the </w:t>
+      </w:r>
+      <w:r>
+        <w:rPr>
+          <w:b/>
+          <w:bCs/>
+        </w:rPr>
+        <w:t xml:space="preserve">Actions</w:t>
+      </w:r>
+      <w:r>
+        <w:t xml:space="preserve"> tab shows a green check, open your github.io address.</w:t>
+      </w:r>
+    </w:p>
+    <w:p>
+      <w:pPr>
+        <w:pStyle w:val="ListParagraph"/>
+        <w:numPr>
+          <w:ilvl w:val="0"/>
+          <w:numId w:val="8"/>
+        </w:numPr>
+        <w:spacing w:after="80"/>
+      </w:pPr>
+      <w:r>
+        <w:t xml:space="preserve">Check the site in a private browser window and on your phone.</w:t>
+      </w:r>
+    </w:p>
+    <w:p>
+      <w:pPr>
+        <w:pStyle w:val="Heading1"/>
+      </w:pPr>
+      <w:r>
+        <w:t xml:space="preserve">Step 7. Repeat the build loop</w:t>
+      </w:r>
+    </w:p>
+    <w:p>
+      <w:r>
+        <w:t xml:space="preserve">From here on, every change follows the same loop:</w:t>
+      </w:r>
+    </w:p>
+    <w:p>
+      <w:pPr>
+        <w:pStyle w:val="ListParagraph"/>
+        <w:numPr>
+          <w:ilvl w:val="0"/>
           <w:numId w:val="10"/>
         </w:numPr>
-        <w:spacing w:after="60"/>
-      </w:pPr>
-      <w:r>
-        <w:t xml:space="preserve">Ask your agent: "Commit these changes with a short message and push them to GitHub."</w:t>
-      </w:r>
-    </w:p>
-    <w:p>
-      <w:pPr>
-        <w:pStyle w:val="ListParagraph"/>
-        <w:numPr>
-          <w:ilvl w:val="1"/>
+        <w:spacing w:after="80"/>
+      </w:pPr>
+      <w:r>
+        <w:t xml:space="preserve">Ask for one small change.</w:t>
+      </w:r>
+    </w:p>
+    <w:p>
+      <w:pPr>
+        <w:pStyle w:val="ListParagraph"/>
+        <w:numPr>
+          <w:ilvl w:val="0"/>
           <w:numId w:val="10"/>
         </w:numPr>
-        <w:spacing w:after="60"/>
-      </w:pPr>
-      <w:r>
-        <w:t xml:space="preserve">Use GitHub Desktop.</w:t>
-      </w:r>
-    </w:p>
-    <w:p>
-      <w:pPr>
-        <w:pStyle w:val="ListParagraph"/>
-        <w:numPr>
-          <w:ilvl w:val="1"/>
+        <w:spacing w:after="80"/>
+      </w:pPr>
+      <w:r>
+        <w:t xml:space="preserve">Preview it locally, and check any numbers it changed.</w:t>
+      </w:r>
+    </w:p>
+    <w:p>
+      <w:pPr>
+        <w:pStyle w:val="ListParagraph"/>
+        <w:numPr>
+          <w:ilvl w:val="0"/>
           <w:numId w:val="10"/>
-        </w:numPr>
-        <w:spacing w:after="60"/>
-      </w:pPr>
-      <w:r>
-        <w:t xml:space="preserve">Upload the files on your repository's page on github.com. Uploads through the website are limited to 25 MiB per file, and the dataset's CSV file is about 9 MB.</w:t>
-      </w:r>
-    </w:p>
-    <w:p>
-      <w:pPr>
-        <w:pStyle w:val="ListParagraph"/>
-        <w:numPr>
-          <w:ilvl w:val="0"/>
-          <w:numId w:val="9"/>
-        </w:numPr>
-        <w:spacing w:after="80"/>
-      </w:pPr>
-      <w:r>
-        <w:t xml:space="preserve">Wait a few minutes, then open your github.io address.</w:t>
-      </w:r>
-    </w:p>
-    <w:p>
-      <w:pPr>
-        <w:pStyle w:val="ListParagraph"/>
-        <w:numPr>
-          <w:ilvl w:val="0"/>
-          <w:numId w:val="9"/>
-        </w:numPr>
-        <w:spacing w:after="80"/>
-      </w:pPr>
-      <w:r>
-        <w:t xml:space="preserve">Check the site in a private browser window and on your phone.</w:t>
-      </w:r>
-    </w:p>
-    <w:p>
-      <w:pPr>
-        <w:pStyle w:val="Heading1"/>
-      </w:pPr>
-      <w:r>
-        <w:t xml:space="preserve">Step 8. Repeat the build loop</w:t>
-      </w:r>
-    </w:p>
-    <w:p>
-      <w:r>
-        <w:t xml:space="preserve">From here on, every change follows the same loop:</w:t>
-      </w:r>
-    </w:p>
-    <w:p>
-      <w:pPr>
-        <w:pStyle w:val="ListParagraph"/>
-        <w:numPr>
-          <w:ilvl w:val="0"/>
-          <w:numId w:val="11"/>
-        </w:numPr>
-        <w:spacing w:after="80"/>
-      </w:pPr>
-      <w:r>
-        <w:t xml:space="preserve">Ask for one small change.</w:t>
-      </w:r>
-    </w:p>
-    <w:p>
-      <w:pPr>
-        <w:pStyle w:val="ListParagraph"/>
-        <w:numPr>
-          <w:ilvl w:val="0"/>
-          <w:numId w:val="11"/>
-        </w:numPr>
-        <w:spacing w:after="80"/>
-      </w:pPr>
-      <w:r>
-        <w:t xml:space="preserve">Preview it locally, and check any numbers it changed.</w:t>
-      </w:r>
-    </w:p>
-    <w:p>
-      <w:pPr>
-        <w:pStyle w:val="ListParagraph"/>
-        <w:numPr>
-          <w:ilvl w:val="0"/>
-          <w:numId w:val="11"/>
         </w:numPr>
         <w:spacing w:after="80"/>
       </w:pPr>
@@ -1102,32 +1346,32 @@
         <w:pStyle w:val="ListParagraph"/>
         <w:numPr>
           <w:ilvl w:val="0"/>
+          <w:numId w:val="10"/>
+        </w:numPr>
+        <w:spacing w:after="80"/>
+      </w:pPr>
+      <w:r>
+        <w:t xml:space="preserve">Commit and push. The live site updates within a few minutes.</w:t>
+      </w:r>
+    </w:p>
+    <w:p>
+      <w:pPr>
+        <w:pStyle w:val="Heading1"/>
+      </w:pPr>
+      <w:r>
+        <w:t xml:space="preserve">Working well with any agent</w:t>
+      </w:r>
+    </w:p>
+    <w:p>
+      <w:pPr>
+        <w:pStyle w:val="ListParagraph"/>
+        <w:numPr>
+          <w:ilvl w:val="0"/>
           <w:numId w:val="11"/>
         </w:numPr>
         <w:spacing w:after="80"/>
       </w:pPr>
       <w:r>
-        <w:t xml:space="preserve">Commit and push. The live site updates within a few minutes.</w:t>
-      </w:r>
-    </w:p>
-    <w:p>
-      <w:pPr>
-        <w:pStyle w:val="Heading1"/>
-      </w:pPr>
-      <w:r>
-        <w:t xml:space="preserve">Working well with any agent</w:t>
-      </w:r>
-    </w:p>
-    <w:p>
-      <w:pPr>
-        <w:pStyle w:val="ListParagraph"/>
-        <w:numPr>
-          <w:ilvl w:val="0"/>
-          <w:numId w:val="12"/>
-        </w:numPr>
-        <w:spacing w:after="80"/>
-      </w:pPr>
-      <w:r>
         <w:rPr>
           <w:b/>
           <w:bCs/>
@@ -1143,7 +1387,7 @@
         <w:pStyle w:val="ListParagraph"/>
         <w:numPr>
           <w:ilvl w:val="0"/>
-          <w:numId w:val="12"/>
+          <w:numId w:val="11"/>
         </w:numPr>
         <w:spacing w:after="80"/>
       </w:pPr>
@@ -1163,7 +1407,7 @@
         <w:pStyle w:val="ListParagraph"/>
         <w:numPr>
           <w:ilvl w:val="0"/>
-          <w:numId w:val="12"/>
+          <w:numId w:val="11"/>
         </w:numPr>
         <w:spacing w:after="80"/>
       </w:pPr>
@@ -1183,7 +1427,7 @@
         <w:pStyle w:val="ListParagraph"/>
         <w:numPr>
           <w:ilvl w:val="0"/>
-          <w:numId w:val="12"/>
+          <w:numId w:val="11"/>
         </w:numPr>
         <w:spacing w:after="80"/>
       </w:pPr>
@@ -1195,67 +1439,7 @@
         <w:t xml:space="preserve">Check numbers a second way.</w:t>
       </w:r>
       <w:r>
-        <w:t xml:space="preserve"> Compute each headline number with a separate method, such as a spreadsheet pivot table, a SQL query on the SQLite file, or a short script in its own file. Record these checks in your README.</w:t>
-      </w:r>
-    </w:p>
-    <w:p>
-      <w:pPr>
-        <w:pStyle w:val="ListParagraph"/>
-        <w:numPr>
-          <w:ilvl w:val="0"/>
-          <w:numId w:val="12"/>
-        </w:numPr>
-        <w:spacing w:after="80"/>
-      </w:pPr>
-      <w:r>
-        <w:rPr>
-          <w:b/>
-          <w:bCs/>
-        </w:rPr>
-        <w:t xml:space="preserve">Paste exact errors.</w:t>
-      </w:r>
-      <w:r>
-        <w:t xml:space="preserve"> When something breaks, open your browser's developer tools (usually F12, or right-click the page and choose Inspect). Copy the exact error from the Console tab and paste it to your agent.</w:t>
-      </w:r>
-    </w:p>
-    <w:p>
-      <w:pPr>
-        <w:pStyle w:val="ListParagraph"/>
-        <w:numPr>
-          <w:ilvl w:val="0"/>
-          <w:numId w:val="12"/>
-        </w:numPr>
-        <w:spacing w:after="80"/>
-      </w:pPr>
-      <w:r>
-        <w:rPr>
-          <w:b/>
-          <w:bCs/>
-        </w:rPr>
-        <w:t xml:space="preserve">Ask why.</w:t>
-      </w:r>
-      <w:r>
-        <w:t xml:space="preserve"> If you don't understand the code that computes a number, ask the agent to explain it line by line.</w:t>
-      </w:r>
-    </w:p>
-    <w:p>
-      <w:pPr>
-        <w:pStyle w:val="ListParagraph"/>
-        <w:numPr>
-          <w:ilvl w:val="0"/>
-          <w:numId w:val="12"/>
-        </w:numPr>
-        <w:spacing w:after="80"/>
-      </w:pPr>
-      <w:r>
-        <w:rPr>
-          <w:b/>
-          <w:bCs/>
-        </w:rPr>
-        <w:t xml:space="preserve">Save prompts as you go.</w:t>
-      </w:r>
-      <w:r>
-        <w:t xml:space="preserve"> Paste your key prompts into </w:t>
+        <w:t xml:space="preserve"> Compute each headline number with a separate method, such as a spreadsheet pivot table, a SQL query on the SQLite file, or a short script in the </w:t>
       </w:r>
       <w:r>
         <w:rPr>
@@ -1263,78 +1447,70 @@
           <w:sz w:val="20"/>
           <w:szCs w:val="20"/>
         </w:rPr>
-        <w:t xml:space="preserve">AGENT_LOG.md</w:t>
-      </w:r>
-      <w:r>
-        <w:t xml:space="preserve"> while you work. They are hard to reconstruct later.</w:t>
-      </w:r>
-    </w:p>
-    <w:p>
-      <w:pPr>
-        <w:pStyle w:val="Heading1"/>
-      </w:pPr>
-      <w:r>
-        <w:t xml:space="preserve">Charts, maps and data on a plain HTML site</w:t>
-      </w:r>
-    </w:p>
-    <w:p>
-      <w:pPr>
-        <w:pStyle w:val="ListParagraph"/>
-        <w:numPr>
-          <w:ilvl w:val="0"/>
-          <w:numId w:val="13"/>
-        </w:numPr>
-        <w:spacing w:after="80"/>
-      </w:pPr>
-      <w:r>
-        <w:rPr>
-          <w:b/>
-          <w:bCs/>
-        </w:rPr>
-        <w:t xml:space="preserve">Charts:</w:t>
-      </w:r>
-      <w:r>
-        <w:t xml:space="preserve"> load a charting library with a script tag, such as Chart.js, Plotly.js or Apache ECharts. Your agent can also draw charts directly in SVG.</w:t>
-      </w:r>
-    </w:p>
-    <w:p>
-      <w:pPr>
-        <w:pStyle w:val="ListParagraph"/>
-        <w:numPr>
-          <w:ilvl w:val="0"/>
-          <w:numId w:val="13"/>
-        </w:numPr>
-        <w:spacing w:after="80"/>
-      </w:pPr>
-      <w:r>
-        <w:rPr>
-          <w:b/>
-          <w:bCs/>
-        </w:rPr>
-        <w:t xml:space="preserve">Maps:</w:t>
-      </w:r>
-      <w:r>
-        <w:t xml:space="preserve"> a mapping library such as Leaflet can place sales on a map from their latitude and longitude. Drawing all 35,442 points at once can be slow, so show one town at a time or group nearby points.</w:t>
-      </w:r>
-    </w:p>
-    <w:p>
-      <w:pPr>
-        <w:pStyle w:val="ListParagraph"/>
-        <w:numPr>
-          <w:ilvl w:val="0"/>
-          <w:numId w:val="13"/>
-        </w:numPr>
-        <w:spacing w:after="80"/>
-      </w:pPr>
-      <w:r>
-        <w:rPr>
-          <w:b/>
-          <w:bCs/>
-        </w:rPr>
-        <w:t xml:space="preserve">Reading the CSV:</w:t>
-      </w:r>
-      <w:r>
-        <w:t xml:space="preserve"> a parsing library such as Papa Parse handles quoted values correctly. Read </w:t>
+        <w:t xml:space="preserve">checks</w:t>
+      </w:r>
+      <w:r>
+        <w:t xml:space="preserve"> folder. Record these checks in your README.</w:t>
+      </w:r>
+    </w:p>
+    <w:p>
+      <w:pPr>
+        <w:pStyle w:val="ListParagraph"/>
+        <w:numPr>
+          <w:ilvl w:val="0"/>
+          <w:numId w:val="11"/>
+        </w:numPr>
+        <w:spacing w:after="80"/>
+      </w:pPr>
+      <w:r>
+        <w:rPr>
+          <w:b/>
+          <w:bCs/>
+        </w:rPr>
+        <w:t xml:space="preserve">Paste exact errors.</w:t>
+      </w:r>
+      <w:r>
+        <w:t xml:space="preserve"> When something breaks, open your browser's developer tools (usually F12, or right-click the page and choose Inspect). Copy the exact error from the Console tab and paste it to your agent.</w:t>
+      </w:r>
+    </w:p>
+    <w:p>
+      <w:pPr>
+        <w:pStyle w:val="ListParagraph"/>
+        <w:numPr>
+          <w:ilvl w:val="0"/>
+          <w:numId w:val="11"/>
+        </w:numPr>
+        <w:spacing w:after="80"/>
+      </w:pPr>
+      <w:r>
+        <w:rPr>
+          <w:b/>
+          <w:bCs/>
+        </w:rPr>
+        <w:t xml:space="preserve">Ask why.</w:t>
+      </w:r>
+      <w:r>
+        <w:t xml:space="preserve"> If you don't understand the code that computes a number, ask the agent to explain it line by line.</w:t>
+      </w:r>
+    </w:p>
+    <w:p>
+      <w:pPr>
+        <w:pStyle w:val="ListParagraph"/>
+        <w:numPr>
+          <w:ilvl w:val="0"/>
+          <w:numId w:val="11"/>
+        </w:numPr>
+        <w:spacing w:after="80"/>
+      </w:pPr>
+      <w:r>
+        <w:rPr>
+          <w:b/>
+          <w:bCs/>
+        </w:rPr>
+        <w:t xml:space="preserve">Save prompts as you go.</w:t>
+      </w:r>
+      <w:r>
+        <w:t xml:space="preserve"> Paste your key prompts into </w:t>
       </w:r>
       <w:r>
         <w:rPr>
@@ -1342,10 +1518,78 @@
           <w:sz w:val="20"/>
           <w:szCs w:val="20"/>
         </w:rPr>
-        <w:t xml:space="preserve">zipcode</w:t>
-      </w:r>
-      <w:r>
-        <w:t xml:space="preserve">, </w:t>
+        <w:t xml:space="preserve">AGENT_LOG.md</w:t>
+      </w:r>
+      <w:r>
+        <w:t xml:space="preserve"> while you work. They are hard to reconstruct later.</w:t>
+      </w:r>
+    </w:p>
+    <w:p>
+      <w:pPr>
+        <w:pStyle w:val="Heading1"/>
+      </w:pPr>
+      <w:r>
+        <w:t xml:space="preserve">Charts, maps and data on a plain HTML site</w:t>
+      </w:r>
+    </w:p>
+    <w:p>
+      <w:pPr>
+        <w:pStyle w:val="ListParagraph"/>
+        <w:numPr>
+          <w:ilvl w:val="0"/>
+          <w:numId w:val="12"/>
+        </w:numPr>
+        <w:spacing w:after="80"/>
+      </w:pPr>
+      <w:r>
+        <w:rPr>
+          <w:b/>
+          <w:bCs/>
+        </w:rPr>
+        <w:t xml:space="preserve">Charts:</w:t>
+      </w:r>
+      <w:r>
+        <w:t xml:space="preserve"> load a charting library with a script tag, such as Chart.js, Plotly.js or Apache ECharts. Your agent can also draw charts directly in SVG.</w:t>
+      </w:r>
+    </w:p>
+    <w:p>
+      <w:pPr>
+        <w:pStyle w:val="ListParagraph"/>
+        <w:numPr>
+          <w:ilvl w:val="0"/>
+          <w:numId w:val="12"/>
+        </w:numPr>
+        <w:spacing w:after="80"/>
+      </w:pPr>
+      <w:r>
+        <w:rPr>
+          <w:b/>
+          <w:bCs/>
+        </w:rPr>
+        <w:t xml:space="preserve">Maps:</w:t>
+      </w:r>
+      <w:r>
+        <w:t xml:space="preserve"> a mapping library such as Leaflet can place sales on a map from their latitude and longitude. Drawing all 35,442 points at once can be slow, so show one town at a time or group nearby points.</w:t>
+      </w:r>
+    </w:p>
+    <w:p>
+      <w:pPr>
+        <w:pStyle w:val="ListParagraph"/>
+        <w:numPr>
+          <w:ilvl w:val="0"/>
+          <w:numId w:val="12"/>
+        </w:numPr>
+        <w:spacing w:after="80"/>
+      </w:pPr>
+      <w:r>
+        <w:rPr>
+          <w:b/>
+          <w:bCs/>
+        </w:rPr>
+        <w:t xml:space="preserve">Reading the CSV:</w:t>
+      </w:r>
+      <w:r>
+        <w:t xml:space="preserve"> a parsing library such as Papa Parse handles quoted values correctly. Read </w:t>
       </w:r>
       <w:r>
         <w:rPr>
@@ -1353,10 +1597,10 @@
           <w:sz w:val="20"/>
           <w:szCs w:val="20"/>
         </w:rPr>
-        <w:t xml:space="preserve">county_fips</w:t>
-      </w:r>
-      <w:r>
-        <w:t xml:space="preserve"> and </w:t>
+        <w:t xml:space="preserve">zipcode</w:t>
+      </w:r>
+      <w:r>
+        <w:t xml:space="preserve">, </w:t>
       </w:r>
       <w:r>
         <w:rPr>
@@ -1364,6 +1608,17 @@
           <w:sz w:val="20"/>
           <w:szCs w:val="20"/>
         </w:rPr>
+        <w:t xml:space="preserve">county_fips</w:t>
+      </w:r>
+      <w:r>
+        <w:t xml:space="preserve"> and </w:t>
+      </w:r>
+      <w:r>
+        <w:rPr>
+          <w:rFonts w:ascii="Consolas" w:cs="Consolas" w:eastAsia="Consolas" w:hAnsi="Consolas"/>
+          <w:sz w:val="20"/>
+          <w:szCs w:val="20"/>
+        </w:rPr>
         <w:t xml:space="preserve">parcel_number</w:t>
       </w:r>
       <w:r>
@@ -1375,7 +1630,7 @@
         <w:pStyle w:val="ListParagraph"/>
         <w:numPr>
           <w:ilvl w:val="0"/>
-          <w:numId w:val="13"/>
+          <w:numId w:val="12"/>
         </w:numPr>
         <w:spacing w:after="80"/>
       </w:pPr>
@@ -1387,7 +1642,18 @@
         <w:t xml:space="preserve">Speed:</w:t>
       </w:r>
       <w:r>
-        <w:t xml:space="preserve"> the full CSV file is about 9 MB. If your site needs only a few columns or summary figures, prepare a smaller file, such as a JSON summary, and commit the script that created it.</w:t>
+        <w:t xml:space="preserve"> the full CSV file is about 9 MB. If your site needs only a few columns or summary figures, prepare a smaller file, such as a JSON summary, and commit the script that created it in the </w:t>
+      </w:r>
+      <w:r>
+        <w:rPr>
+          <w:rFonts w:ascii="Consolas" w:cs="Consolas" w:eastAsia="Consolas" w:hAnsi="Consolas"/>
+          <w:sz w:val="20"/>
+          <w:szCs w:val="20"/>
+        </w:rPr>
+        <w:t xml:space="preserve">scripts</w:t>
+      </w:r>
+      <w:r>
+        <w:t xml:space="preserve"> folder.</w:t>
       </w:r>
     </w:p>
     <w:p>
@@ -1721,7 +1987,7 @@
               <w:spacing w:after="0"/>
             </w:pPr>
             <w:r>
-              <w:t xml:space="preserve">Pages isn't turned on, the wrong branch or folder is selected, there is no index.html at the root, or publishing hasn't finished</w:t>
+              <w:t xml:space="preserve">Pages isn't turned on, Source isn't set to GitHub Actions, the workflow hasn't run since you turned Pages on, or there is no index.html at the root</w:t>
             </w:r>
           </w:p>
         </w:tc>
@@ -1746,7 +2012,7 @@
               <w:spacing w:after="0"/>
             </w:pPr>
             <w:r>
-              <w:t xml:space="preserve">Check Settings, then Pages. Wait a few minutes, and check the Actions tab</w:t>
+              <w:t xml:space="preserve">Check Settings, then Pages. Then open the Actions tab, and run the workflow if it hasn't run</w:t>
             </w:r>
           </w:p>
         </w:tc>
@@ -1776,7 +2042,7 @@
               <w:spacing w:after="0"/>
             </w:pPr>
             <w:r>
-              <w:t xml:space="preserve">A file or folder is missing from the live site</w:t>
+              <w:t xml:space="preserve">A run in the Actions tab shows a red X</w:t>
             </w:r>
           </w:p>
         </w:tc>
@@ -1801,7 +2067,7 @@
               <w:spacing w:after="0"/>
             </w:pPr>
             <w:r>
-              <w:t xml:space="preserve">Its name starts with an underscore</w:t>
+              <w:t xml:space="preserve">The publish failed. Every run fails until Pages is turned on with GitHub Actions as the source</w:t>
             </w:r>
           </w:p>
         </w:tc>
@@ -1826,7 +2092,7 @@
               <w:spacing w:after="0"/>
             </w:pPr>
             <w:r>
-              <w:t xml:space="preserve">Rename it</w:t>
+              <w:t xml:space="preserve">Open the run and read its error. Check Settings, then Pages, then run the workflow again</w:t>
             </w:r>
           </w:p>
         </w:tc>
@@ -1906,7 +2172,7 @@
               <w:spacing w:after="0"/>
             </w:pPr>
             <w:r>
-              <w:t xml:space="preserve">Confirm the push, wait, then reload without the cache (Ctrl+Shift+R, or Cmd+Shift+R on a Mac)</w:t>
+              <w:t xml:space="preserve">Confirm the push, and wait for a green check in the Actions tab. Then reload without the cache (Ctrl+Shift+R, or Cmd+Shift+R on a Mac)</w:t>
             </w:r>
           </w:p>
         </w:tc>
@@ -2010,7 +2276,7 @@
         <w:pStyle w:val="ListParagraph"/>
         <w:numPr>
           <w:ilvl w:val="0"/>
-          <w:numId w:val="14"/>
+          <w:numId w:val="13"/>
         </w:numPr>
         <w:spacing w:after="80"/>
       </w:pPr>
@@ -2023,7 +2289,7 @@
         <w:pStyle w:val="ListParagraph"/>
         <w:numPr>
           <w:ilvl w:val="0"/>
-          <w:numId w:val="14"/>
+          <w:numId w:val="13"/>
         </w:numPr>
         <w:spacing w:after="80"/>
       </w:pPr>
@@ -2036,20 +2302,20 @@
         <w:pStyle w:val="ListParagraph"/>
         <w:numPr>
           <w:ilvl w:val="0"/>
-          <w:numId w:val="14"/>
-        </w:numPr>
-        <w:spacing w:after="80"/>
-      </w:pPr>
-      <w:r>
-        <w:t xml:space="preserve">The README, the agent log and the reflection are complete.</w:t>
-      </w:r>
-    </w:p>
-    <w:p>
-      <w:pPr>
-        <w:pStyle w:val="ListParagraph"/>
-        <w:numPr>
-          <w:ilvl w:val="0"/>
-          <w:numId w:val="14"/>
+          <w:numId w:val="13"/>
+        </w:numPr>
+        <w:spacing w:after="80"/>
+      </w:pPr>
+      <w:r>
+        <w:t xml:space="preserve">The README, the agent log and the reflection are complete, and the README's "Start here" section is deleted.</w:t>
+      </w:r>
+    </w:p>
+    <w:p>
+      <w:pPr>
+        <w:pStyle w:val="ListParagraph"/>
+        <w:numPr>
+          <w:ilvl w:val="0"/>
+          <w:numId w:val="13"/>
         </w:numPr>
         <w:spacing w:after="80"/>
       </w:pPr>
@@ -2062,7 +2328,7 @@
         <w:pStyle w:val="ListParagraph"/>
         <w:numPr>
           <w:ilvl w:val="0"/>
-          <w:numId w:val="14"/>
+          <w:numId w:val="13"/>
         </w:numPr>
         <w:spacing w:after="80"/>
       </w:pPr>
@@ -2363,25 +2629,25 @@
     </w:lvlOverride>
   </w:num>
   <w:num w:numId="5">
+    <w:abstractNumId w:val="2"/>
+    <w:lvlOverride w:ilvl="0">
+      <w:startOverride w:val="1"/>
+    </w:lvlOverride>
+  </w:num>
+  <w:num w:numId="6">
     <w:abstractNumId w:val="3"/>
     <w:lvlOverride w:ilvl="0">
       <w:startOverride w:val="1"/>
     </w:lvlOverride>
   </w:num>
-  <w:num w:numId="6">
+  <w:num w:numId="7">
     <w:abstractNumId w:val="2"/>
     <w:lvlOverride w:ilvl="0">
       <w:startOverride w:val="1"/>
     </w:lvlOverride>
   </w:num>
-  <w:num w:numId="7">
+  <w:num w:numId="8">
     <w:abstractNumId w:val="3"/>
-    <w:lvlOverride w:ilvl="0">
-      <w:startOverride w:val="1"/>
-    </w:lvlOverride>
-  </w:num>
-  <w:num w:numId="8">
-    <w:abstractNumId w:val="2"/>
     <w:lvlOverride w:ilvl="0">
       <w:startOverride w:val="1"/>
     </w:lvlOverride>
@@ -2399,7 +2665,7 @@
     </w:lvlOverride>
   </w:num>
   <w:num w:numId="11">
-    <w:abstractNumId w:val="3"/>
+    <w:abstractNumId w:val="2"/>
     <w:lvlOverride w:ilvl="0">
       <w:startOverride w:val="1"/>
     </w:lvlOverride>
@@ -2411,12 +2677,6 @@
     </w:lvlOverride>
   </w:num>
   <w:num w:numId="13">
-    <w:abstractNumId w:val="2"/>
-    <w:lvlOverride w:ilvl="0">
-      <w:startOverride w:val="1"/>
-    </w:lvlOverride>
-  </w:num>
-  <w:num w:numId="14">
     <w:abstractNumId w:val="2"/>
     <w:lvlOverride w:ilvl="0">
       <w:startOverride w:val="1"/>
